--- a/Guruji Documentation.docx
+++ b/Guruji Documentation.docx
@@ -1532,6 +1532,60 @@
           <w:rtl w:val="0"/>
         </w:rPr>
         <w:t xml:space="preserve"> model, and initializes an SQLite database. The admin then populates the database with professor profiles and uses audio samples to clone their voices via the ElevenLabs API, storing the resulting voice IDs.</w:t>
+      </w:r>
+    </w:p>
+    <w:p>
+      <w:pPr>
+        <w:numPr>
+          <w:ilvl w:val="0"/>
+          <w:numId w:val="9"/>
+        </w:numPr>
+        <w:spacing w:after="0" w:afterAutospacing="0" w:before="0" w:beforeAutospacing="0" w:lineRule="auto"/>
+        <w:ind w:left="720" w:hanging="360"/>
+        <w:rPr>
+          <w:rFonts w:ascii="Times New Roman" w:cs="Times New Roman" w:eastAsia="Times New Roman" w:hAnsi="Times New Roman"/>
+          <w:sz w:val="22"/>
+          <w:szCs w:val="22"/>
+          <w:u w:val="none"/>
+        </w:rPr>
+      </w:pPr>
+      <w:r>
+        <w:rPr>
+          <w:rFonts w:ascii="Times New Roman" w:cs="Times New Roman" w:eastAsia="Times New Roman" w:hAnsi="Times New Roman"/>
+          <w:b w:val="1"/>
+          <w:sz w:val="22"/>
+          <w:szCs w:val="22"/>
+          <w:rtl w:val="0"/>
+        </w:rPr>
+        <w:t xml:space="preserve">Environment Activation: </w:t>
+      </w:r>
+      <w:r>
+        <w:rPr>
+          <w:rFonts w:ascii="Times New Roman" w:cs="Times New Roman" w:eastAsia="Times New Roman" w:hAnsi="Times New Roman"/>
+          <w:sz w:val="22"/>
+          <w:szCs w:val="22"/>
+          <w:rtl w:val="0"/>
+        </w:rPr>
+        <w:t xml:space="preserve">Activate the created environment using the command </w:t>
+      </w:r>
+      <w:r>
+        <w:rPr>
+          <w:rFonts w:ascii="Times New Roman" w:cs="Times New Roman" w:eastAsia="Times New Roman" w:hAnsi="Times New Roman"/>
+          <w:color w:val="188038"/>
+          <w:sz w:val="22"/>
+          <w:szCs w:val="22"/>
+          <w:rtl w:val="0"/>
+        </w:rPr>
+        <w:t xml:space="preserve">canada activate video_retalking </w:t>
+      </w:r>
+      <w:r>
+        <w:rPr>
+          <w:rFonts w:ascii="Times New Roman" w:cs="Times New Roman" w:eastAsia="Times New Roman" w:hAnsi="Times New Roman"/>
+          <w:sz w:val="22"/>
+          <w:szCs w:val="22"/>
+          <w:rtl w:val="0"/>
+        </w:rPr>
+        <w:t xml:space="preserve">. </w:t>
       </w:r>
     </w:p>
     <w:p>
@@ -5332,7 +5386,66 @@
                 <w:szCs w:val="22"/>
                 <w:rtl w:val="0"/>
               </w:rPr>
-              <w:t xml:space="preserve"># 4. Initialize the database (as regular user) </w:t>
+              <w:t xml:space="preserve"># 4. Activate the environment using </w:t>
+            </w:r>
+          </w:p>
+          <w:p>
+            <w:pPr>
+              <w:spacing w:after="240" w:before="240" w:lineRule="auto"/>
+              <w:rPr>
+                <w:rFonts w:ascii="Times New Roman" w:cs="Times New Roman" w:eastAsia="Times New Roman" w:hAnsi="Times New Roman"/>
+                <w:sz w:val="22"/>
+                <w:szCs w:val="22"/>
+                <w:shd w:fill="b7b7b7" w:val="clear"/>
+              </w:rPr>
+            </w:pPr>
+            <w:r>
+              <w:rPr>
+                <w:rFonts w:ascii="Times New Roman" w:cs="Times New Roman" w:eastAsia="Times New Roman" w:hAnsi="Times New Roman"/>
+                <w:sz w:val="22"/>
+                <w:szCs w:val="22"/>
+                <w:rtl w:val="0"/>
+              </w:rPr>
+              <w:t xml:space="preserve">       </w:t>
+            </w:r>
+            <w:r>
+              <w:rPr>
+                <w:rFonts w:ascii="Times New Roman" w:cs="Times New Roman" w:eastAsia="Times New Roman" w:hAnsi="Times New Roman"/>
+                <w:sz w:val="22"/>
+                <w:szCs w:val="22"/>
+                <w:shd w:fill="cccccc" w:val="clear"/>
+                <w:rtl w:val="0"/>
+              </w:rPr>
+              <w:t xml:space="preserve">conda activate video_retalking</w:t>
+            </w:r>
+            <w:r>
+              <w:rPr>
+                <w:rFonts w:ascii="Times New Roman" w:cs="Times New Roman" w:eastAsia="Times New Roman" w:hAnsi="Times New Roman"/>
+                <w:sz w:val="22"/>
+                <w:szCs w:val="22"/>
+                <w:shd w:fill="b7b7b7" w:val="clear"/>
+                <w:rtl w:val="0"/>
+              </w:rPr>
+              <w:t xml:space="preserve"> </w:t>
+            </w:r>
+          </w:p>
+          <w:p>
+            <w:pPr>
+              <w:spacing w:after="240" w:before="240" w:lineRule="auto"/>
+              <w:rPr>
+                <w:rFonts w:ascii="Times New Roman" w:cs="Times New Roman" w:eastAsia="Times New Roman" w:hAnsi="Times New Roman"/>
+                <w:sz w:val="22"/>
+                <w:szCs w:val="22"/>
+              </w:rPr>
+            </w:pPr>
+            <w:r>
+              <w:rPr>
+                <w:rFonts w:ascii="Times New Roman" w:cs="Times New Roman" w:eastAsia="Times New Roman" w:hAnsi="Times New Roman"/>
+                <w:sz w:val="22"/>
+                <w:szCs w:val="22"/>
+                <w:rtl w:val="0"/>
+              </w:rPr>
+              <w:t xml:space="preserve"># 5. Initialize the database (as regular user) </w:t>
             </w:r>
           </w:p>
           <w:p>
@@ -5381,7 +5494,7 @@
                 <w:szCs w:val="22"/>
                 <w:rtl w:val="0"/>
               </w:rPr>
-              <w:t xml:space="preserve"># 5. Add a professor profile interactively </w:t>
+              <w:t xml:space="preserve"># 6. Add a professor profile interactively </w:t>
             </w:r>
           </w:p>
           <w:p>
@@ -5430,7 +5543,7 @@
                 <w:szCs w:val="22"/>
                 <w:rtl w:val="0"/>
               </w:rPr>
-              <w:t xml:space="preserve"># 6. Add a professor's voice (e.g., by uploading an audio sample) </w:t>
+              <w:t xml:space="preserve"># 7. Add a professor's voice (e.g., by uploading an audio sample) </w:t>
             </w:r>
           </w:p>
           <w:p>
@@ -6398,6 +6511,91 @@
                 <w:rtl w:val="0"/>
               </w:rPr>
               <w:t xml:space="preserve"> Clones repo and sets up the Conda environment.</w:t>
+            </w:r>
+          </w:p>
+        </w:tc>
+      </w:tr>
+      <w:tr>
+        <w:trPr>
+          <w:cantSplit w:val="0"/>
+          <w:tblHeader w:val="0"/>
+        </w:trPr>
+        <w:tc>
+          <w:tcPr>
+            <w:shd w:fill="auto" w:val="clear"/>
+            <w:tcMar>
+              <w:top w:w="100.0" w:type="dxa"/>
+              <w:left w:w="100.0" w:type="dxa"/>
+              <w:bottom w:w="100.0" w:type="dxa"/>
+              <w:right w:w="100.0" w:type="dxa"/>
+            </w:tcMar>
+            <w:vAlign w:val="top"/>
+          </w:tcPr>
+          <w:p>
+            <w:pPr>
+              <w:widowControl w:val="0"/>
+              <w:spacing w:after="0" w:lineRule="auto"/>
+              <w:rPr>
+                <w:rFonts w:ascii="Times New Roman" w:cs="Times New Roman" w:eastAsia="Times New Roman" w:hAnsi="Times New Roman"/>
+                <w:sz w:val="22"/>
+                <w:szCs w:val="22"/>
+                <w:shd w:fill="cccccc" w:val="clear"/>
+              </w:rPr>
+            </w:pPr>
+            <w:r>
+              <w:rPr>
+                <w:rFonts w:ascii="Times New Roman" w:cs="Times New Roman" w:eastAsia="Times New Roman" w:hAnsi="Times New Roman"/>
+                <w:sz w:val="22"/>
+                <w:szCs w:val="22"/>
+                <w:shd w:fill="cccccc" w:val="clear"/>
+                <w:rtl w:val="0"/>
+              </w:rPr>
+              <w:t xml:space="preserve">-conda activate video_retalking</w:t>
+            </w:r>
+          </w:p>
+        </w:tc>
+        <w:tc>
+          <w:tcPr>
+            <w:shd w:fill="auto" w:val="clear"/>
+            <w:tcMar>
+              <w:top w:w="100.0" w:type="dxa"/>
+              <w:left w:w="100.0" w:type="dxa"/>
+              <w:bottom w:w="100.0" w:type="dxa"/>
+              <w:right w:w="100.0" w:type="dxa"/>
+            </w:tcMar>
+            <w:vAlign w:val="top"/>
+          </w:tcPr>
+          <w:p>
+            <w:pPr>
+              <w:keepNext w:val="0"/>
+              <w:keepLines w:val="0"/>
+              <w:pageBreakBefore w:val="0"/>
+              <w:widowControl w:val="0"/>
+              <w:pBdr>
+                <w:top w:space="0" w:sz="0" w:val="nil"/>
+                <w:left w:space="0" w:sz="0" w:val="nil"/>
+                <w:bottom w:space="0" w:sz="0" w:val="nil"/>
+                <w:right w:space="0" w:sz="0" w:val="nil"/>
+                <w:between w:space="0" w:sz="0" w:val="nil"/>
+              </w:pBdr>
+              <w:shd w:fill="auto" w:val="clear"/>
+              <w:spacing w:after="0" w:before="0" w:line="240" w:lineRule="auto"/>
+              <w:ind w:left="0" w:right="0" w:firstLine="0"/>
+              <w:jc w:val="left"/>
+              <w:rPr>
+                <w:rFonts w:ascii="Times New Roman" w:cs="Times New Roman" w:eastAsia="Times New Roman" w:hAnsi="Times New Roman"/>
+                <w:sz w:val="22"/>
+                <w:szCs w:val="22"/>
+              </w:rPr>
+            </w:pPr>
+            <w:r>
+              <w:rPr>
+                <w:rFonts w:ascii="Times New Roman" w:cs="Times New Roman" w:eastAsia="Times New Roman" w:hAnsi="Times New Roman"/>
+                <w:sz w:val="22"/>
+                <w:szCs w:val="22"/>
+                <w:rtl w:val="0"/>
+              </w:rPr>
+              <w:t xml:space="preserve">Activates the created environment</w:t>
             </w:r>
           </w:p>
         </w:tc>
